--- a/fra/docx/57.content.docx
+++ b/fra/docx/57.content.docx
@@ -45,19 +45,7 @@
         <w:rPr>
           <w:lang w:val="fr_FR" w:bidi="fr_FR"/>
         </w:rPr>
-        <w:t xml:space="preserve"> (French) is based on: </w:t>
-      </w:r>
-      <w:r>
-        <w:rPr>
-          <w:lang w:val="fr_FR" w:bidi="fr_FR"/>
-        </w:rPr>
-        <w:t>Louis Segond 1910</w:t>
-      </w:r>
-      <w:r>
-        <w:rPr>
-          <w:lang w:val="fr_FR" w:bidi="fr_FR"/>
-        </w:rPr>
-        <w:t xml:space="preserve">, </w:t>
+        <w:t xml:space="preserve"> © </w:t>
       </w:r>
       <w:hyperlink r:id="rId13">
         <w:r>
@@ -75,7 +63,7 @@
         <w:rPr>
           <w:lang w:val="fr_FR" w:bidi="fr_FR"/>
         </w:rPr>
-        <w:t xml:space="preserve">, None, which is licensed under a </w:t>
+        <w:t xml:space="preserve">, licensed under a </w:t>
       </w:r>
       <w:hyperlink r:id="rId14">
         <w:r>
@@ -94,25 +82,6 @@
           <w:lang w:val="fr_FR" w:bidi="fr_FR"/>
         </w:rPr>
         <w:t>.</w:t>
-      </w:r>
-      <w:r>
-        <w:rPr>
-          <w:lang w:val="fr_FR" w:bidi="fr_FR"/>
-        </w:rPr>
-      </w:r>
-    </w:p>
-    <w:p>
-      <w:pPr/>
-      <w:r>
-        <w:rPr>
-          <w:lang w:val="fr_FR" w:bidi="fr_FR"/>
-        </w:rPr>
-      </w:r>
-      <w:r>
-        <w:rPr>
-          <w:lang w:val="fr_FR" w:bidi="fr_FR"/>
-        </w:rPr>
-        <w:t>This PDF version is provided under the same license.</w:t>
       </w:r>
       <w:r>
         <w:rPr>
@@ -212,14 +181,6 @@
       </w:pPr>
     </w:p>
     <w:p>
-      <w:pPr/>
-      <w:r>
-        <w:rPr>
-          <w:lang w:val="fr_FR" w:bidi="fr_FR"/>
-        </w:rPr>
-      </w:r>
-    </w:p>
-    <w:p>
       <w:pPr>
         <w:pStyle w:val="Heading2"/>
       </w:pPr>
@@ -227,7 +188,7 @@
         <w:rPr>
           <w:lang w:val="fr_FR" w:bidi="fr_FR"/>
         </w:rPr>
-        <w:t>Philemon 1:1</w:t>
+        <w:t>Philémon 1.1</w:t>
       </w:r>
       <w:r>
         <w:rPr>
@@ -255,16 +216,6 @@
         </w:rPr>
         <w:t xml:space="preserve"> Paul, prisonnier de Jésus-Christ, et le frère Timothée, à Philémon, notre bien-aimé et notre compagnon d’œuvre,</w:t>
       </w:r>
-      <w:r>
-        <w:rPr>
-          <w:lang w:val="fr_FR" w:bidi="fr_FR"/>
-        </w:rPr>
-      </w:r>
-      <w:r>
-        <w:rPr>
-          <w:lang w:val="fr_FR" w:bidi="fr_FR"/>
-        </w:rPr>
-      </w:r>
     </w:p>
     <w:p>
       <w:pPr/>
@@ -273,6 +224,19 @@
           <w:lang w:val="fr_FR" w:bidi="fr_FR"/>
         </w:rPr>
       </w:r>
+      <w:r>
+        <w:rPr>
+          <w:vertAlign w:val="superscript"/>
+          <w:lang w:val="fr_FR" w:bidi="fr_FR"/>
+        </w:rPr>
+        <w:t>2</w:t>
+      </w:r>
+      <w:r>
+        <w:rPr>
+          <w:lang w:val="fr_FR" w:bidi="fr_FR"/>
+        </w:rPr>
+        <w:t xml:space="preserve"> à la sœur Apphia, à Archippe, notre compagnon de combat, et à l’Église qui est dans ta maison:</w:t>
+      </w:r>
     </w:p>
     <w:p>
       <w:pPr/>
@@ -286,23 +250,13 @@
           <w:vertAlign w:val="superscript"/>
           <w:lang w:val="fr_FR" w:bidi="fr_FR"/>
         </w:rPr>
-        <w:t>2</w:t>
-      </w:r>
-      <w:r>
-        <w:rPr>
-          <w:lang w:val="fr_FR" w:bidi="fr_FR"/>
-        </w:rPr>
-        <w:t xml:space="preserve"> à la sœur Apphia, à Archippe, notre compagnon de combat, et à l’Église qui est dans ta maison:</w:t>
-      </w:r>
-      <w:r>
-        <w:rPr>
-          <w:lang w:val="fr_FR" w:bidi="fr_FR"/>
-        </w:rPr>
-      </w:r>
-      <w:r>
-        <w:rPr>
-          <w:lang w:val="fr_FR" w:bidi="fr_FR"/>
-        </w:rPr>
+        <w:t>3</w:t>
+      </w:r>
+      <w:r>
+        <w:rPr>
+          <w:lang w:val="fr_FR" w:bidi="fr_FR"/>
+        </w:rPr>
+        <w:t xml:space="preserve"> que la grâce et la paix vous soient données de la part de Dieu notre Père et du Seigneur Jésus-Christ!</w:t>
       </w:r>
     </w:p>
     <w:p>
@@ -312,6 +266,19 @@
           <w:lang w:val="fr_FR" w:bidi="fr_FR"/>
         </w:rPr>
       </w:r>
+      <w:r>
+        <w:rPr>
+          <w:vertAlign w:val="superscript"/>
+          <w:lang w:val="fr_FR" w:bidi="fr_FR"/>
+        </w:rPr>
+        <w:t>4</w:t>
+      </w:r>
+      <w:r>
+        <w:rPr>
+          <w:lang w:val="fr_FR" w:bidi="fr_FR"/>
+        </w:rPr>
+        <w:t xml:space="preserve"> Je rends continuellement grâces à mon Dieu, faisant mention de toi dans mes prières,</w:t>
+      </w:r>
     </w:p>
     <w:p>
       <w:pPr/>
@@ -325,23 +292,13 @@
           <w:vertAlign w:val="superscript"/>
           <w:lang w:val="fr_FR" w:bidi="fr_FR"/>
         </w:rPr>
-        <w:t>3</w:t>
-      </w:r>
-      <w:r>
-        <w:rPr>
-          <w:lang w:val="fr_FR" w:bidi="fr_FR"/>
-        </w:rPr>
-        <w:t xml:space="preserve"> que la grâce et la paix vous soient données de la part de Dieu notre Père et du Seigneur Jésus-Christ!</w:t>
-      </w:r>
-      <w:r>
-        <w:rPr>
-          <w:lang w:val="fr_FR" w:bidi="fr_FR"/>
-        </w:rPr>
-      </w:r>
-      <w:r>
-        <w:rPr>
-          <w:lang w:val="fr_FR" w:bidi="fr_FR"/>
-        </w:rPr>
+        <w:t>5</w:t>
+      </w:r>
+      <w:r>
+        <w:rPr>
+          <w:lang w:val="fr_FR" w:bidi="fr_FR"/>
+        </w:rPr>
+        <w:t xml:space="preserve"> parce que je suis informé de la foi que tu as au Seigneur Jésus et de ta charité pour tous les saints.</w:t>
       </w:r>
     </w:p>
     <w:p>
@@ -351,6 +308,19 @@
           <w:lang w:val="fr_FR" w:bidi="fr_FR"/>
         </w:rPr>
       </w:r>
+      <w:r>
+        <w:rPr>
+          <w:vertAlign w:val="superscript"/>
+          <w:lang w:val="fr_FR" w:bidi="fr_FR"/>
+        </w:rPr>
+        <w:t>6</w:t>
+      </w:r>
+      <w:r>
+        <w:rPr>
+          <w:lang w:val="fr_FR" w:bidi="fr_FR"/>
+        </w:rPr>
+        <w:t xml:space="preserve"> Je lui demande que ta participation à la foi soit efficace pour la cause de Christ, en faisant reconnaître en nous toute espèce de bien.</w:t>
+      </w:r>
     </w:p>
     <w:p>
       <w:pPr/>
@@ -364,23 +334,13 @@
           <w:vertAlign w:val="superscript"/>
           <w:lang w:val="fr_FR" w:bidi="fr_FR"/>
         </w:rPr>
-        <w:t>4</w:t>
-      </w:r>
-      <w:r>
-        <w:rPr>
-          <w:lang w:val="fr_FR" w:bidi="fr_FR"/>
-        </w:rPr>
-        <w:t xml:space="preserve"> Je rends continuellement grâces à mon Dieu, faisant mention de toi dans mes prières,</w:t>
-      </w:r>
-      <w:r>
-        <w:rPr>
-          <w:lang w:val="fr_FR" w:bidi="fr_FR"/>
-        </w:rPr>
-      </w:r>
-      <w:r>
-        <w:rPr>
-          <w:lang w:val="fr_FR" w:bidi="fr_FR"/>
-        </w:rPr>
+        <w:t>7</w:t>
+      </w:r>
+      <w:r>
+        <w:rPr>
+          <w:lang w:val="fr_FR" w:bidi="fr_FR"/>
+        </w:rPr>
+        <w:t xml:space="preserve"> J’ai, en effet, éprouvé beaucoup de joie et de consolation au sujet de ta charité; car par toi, frère, le cœur des saints a été tranquillisé.</w:t>
       </w:r>
     </w:p>
     <w:p>
@@ -390,6 +350,19 @@
           <w:lang w:val="fr_FR" w:bidi="fr_FR"/>
         </w:rPr>
       </w:r>
+      <w:r>
+        <w:rPr>
+          <w:vertAlign w:val="superscript"/>
+          <w:lang w:val="fr_FR" w:bidi="fr_FR"/>
+        </w:rPr>
+        <w:t>8</w:t>
+      </w:r>
+      <w:r>
+        <w:rPr>
+          <w:lang w:val="fr_FR" w:bidi="fr_FR"/>
+        </w:rPr>
+        <w:t xml:space="preserve"> C’est pourquoi, bien que j’aie en Christ toute liberté de te prescrire ce qui est convenable,</w:t>
+      </w:r>
     </w:p>
     <w:p>
       <w:pPr/>
@@ -403,23 +376,13 @@
           <w:vertAlign w:val="superscript"/>
           <w:lang w:val="fr_FR" w:bidi="fr_FR"/>
         </w:rPr>
-        <w:t>5</w:t>
-      </w:r>
-      <w:r>
-        <w:rPr>
-          <w:lang w:val="fr_FR" w:bidi="fr_FR"/>
-        </w:rPr>
-        <w:t xml:space="preserve"> parce que je suis informé de la foi que tu as au Seigneur Jésus et de ta charité pour tous les saints.</w:t>
-      </w:r>
-      <w:r>
-        <w:rPr>
-          <w:lang w:val="fr_FR" w:bidi="fr_FR"/>
-        </w:rPr>
-      </w:r>
-      <w:r>
-        <w:rPr>
-          <w:lang w:val="fr_FR" w:bidi="fr_FR"/>
-        </w:rPr>
+        <w:t>9</w:t>
+      </w:r>
+      <w:r>
+        <w:rPr>
+          <w:lang w:val="fr_FR" w:bidi="fr_FR"/>
+        </w:rPr>
+        <w:t xml:space="preserve"> c’est de préférence au nom de la charité que je t’adresse une prière, étant ce que je suis, Paul, vieillard, et de plus maintenant prisonnier de Jésus-Christ.</w:t>
       </w:r>
     </w:p>
     <w:p>
@@ -429,6 +392,19 @@
           <w:lang w:val="fr_FR" w:bidi="fr_FR"/>
         </w:rPr>
       </w:r>
+      <w:r>
+        <w:rPr>
+          <w:vertAlign w:val="superscript"/>
+          <w:lang w:val="fr_FR" w:bidi="fr_FR"/>
+        </w:rPr>
+        <w:t>10</w:t>
+      </w:r>
+      <w:r>
+        <w:rPr>
+          <w:lang w:val="fr_FR" w:bidi="fr_FR"/>
+        </w:rPr>
+        <w:t xml:space="preserve"> Je te prie pour mon enfant, que j’ai engendré étant dans les chaînes, Onésime,</w:t>
+      </w:r>
     </w:p>
     <w:p>
       <w:pPr/>
@@ -442,23 +418,13 @@
           <w:vertAlign w:val="superscript"/>
           <w:lang w:val="fr_FR" w:bidi="fr_FR"/>
         </w:rPr>
-        <w:t>6</w:t>
-      </w:r>
-      <w:r>
-        <w:rPr>
-          <w:lang w:val="fr_FR" w:bidi="fr_FR"/>
-        </w:rPr>
-        <w:t xml:space="preserve"> Je lui demande que ta participation à la foi soit efficace pour la cause de Christ, en faisant reconnaître en nous toute espèce de bien.</w:t>
-      </w:r>
-      <w:r>
-        <w:rPr>
-          <w:lang w:val="fr_FR" w:bidi="fr_FR"/>
-        </w:rPr>
-      </w:r>
-      <w:r>
-        <w:rPr>
-          <w:lang w:val="fr_FR" w:bidi="fr_FR"/>
-        </w:rPr>
+        <w:t>11</w:t>
+      </w:r>
+      <w:r>
+        <w:rPr>
+          <w:lang w:val="fr_FR" w:bidi="fr_FR"/>
+        </w:rPr>
+        <w:t xml:space="preserve"> qui autrefois t’a été inutile, mais qui maintenant est utile, et à toi et à moi.</w:t>
       </w:r>
     </w:p>
     <w:p>
@@ -468,6 +434,19 @@
           <w:lang w:val="fr_FR" w:bidi="fr_FR"/>
         </w:rPr>
       </w:r>
+      <w:r>
+        <w:rPr>
+          <w:vertAlign w:val="superscript"/>
+          <w:lang w:val="fr_FR" w:bidi="fr_FR"/>
+        </w:rPr>
+        <w:t>12</w:t>
+      </w:r>
+      <w:r>
+        <w:rPr>
+          <w:lang w:val="fr_FR" w:bidi="fr_FR"/>
+        </w:rPr>
+        <w:t xml:space="preserve"> Je te le renvoie lui, mes propres entrailles.</w:t>
+      </w:r>
     </w:p>
     <w:p>
       <w:pPr/>
@@ -481,23 +460,13 @@
           <w:vertAlign w:val="superscript"/>
           <w:lang w:val="fr_FR" w:bidi="fr_FR"/>
         </w:rPr>
-        <w:t>7</w:t>
-      </w:r>
-      <w:r>
-        <w:rPr>
-          <w:lang w:val="fr_FR" w:bidi="fr_FR"/>
-        </w:rPr>
-        <w:t xml:space="preserve"> J’ai, en effet, éprouvé beaucoup de joie et de consolation au sujet de ta charité; car par toi, frère, le cœur des saints a été tranquillisé.</w:t>
-      </w:r>
-      <w:r>
-        <w:rPr>
-          <w:lang w:val="fr_FR" w:bidi="fr_FR"/>
-        </w:rPr>
-      </w:r>
-      <w:r>
-        <w:rPr>
-          <w:lang w:val="fr_FR" w:bidi="fr_FR"/>
-        </w:rPr>
+        <w:t>13</w:t>
+      </w:r>
+      <w:r>
+        <w:rPr>
+          <w:lang w:val="fr_FR" w:bidi="fr_FR"/>
+        </w:rPr>
+        <w:t xml:space="preserve"> J’aurais désiré le retenir auprès de moi, pour qu’il me servît à ta place, pendant que je suis dans les chaînes pour l’Évangile.</w:t>
       </w:r>
     </w:p>
     <w:p>
@@ -507,6 +476,19 @@
           <w:lang w:val="fr_FR" w:bidi="fr_FR"/>
         </w:rPr>
       </w:r>
+      <w:r>
+        <w:rPr>
+          <w:vertAlign w:val="superscript"/>
+          <w:lang w:val="fr_FR" w:bidi="fr_FR"/>
+        </w:rPr>
+        <w:t>14</w:t>
+      </w:r>
+      <w:r>
+        <w:rPr>
+          <w:lang w:val="fr_FR" w:bidi="fr_FR"/>
+        </w:rPr>
+        <w:t xml:space="preserve"> Toutefois, je n’ai rien voulu faire sans ton avis, afin que ton bienfait ne soit pas comme forcé, mais qu’il soit volontaire.</w:t>
+      </w:r>
     </w:p>
     <w:p>
       <w:pPr/>
@@ -520,23 +502,13 @@
           <w:vertAlign w:val="superscript"/>
           <w:lang w:val="fr_FR" w:bidi="fr_FR"/>
         </w:rPr>
-        <w:t>8</w:t>
-      </w:r>
-      <w:r>
-        <w:rPr>
-          <w:lang w:val="fr_FR" w:bidi="fr_FR"/>
-        </w:rPr>
-        <w:t xml:space="preserve"> C’est pourquoi, bien que j’aie en Christ toute liberté de te prescrire ce qui est convenable,</w:t>
-      </w:r>
-      <w:r>
-        <w:rPr>
-          <w:lang w:val="fr_FR" w:bidi="fr_FR"/>
-        </w:rPr>
-      </w:r>
-      <w:r>
-        <w:rPr>
-          <w:lang w:val="fr_FR" w:bidi="fr_FR"/>
-        </w:rPr>
+        <w:t>15</w:t>
+      </w:r>
+      <w:r>
+        <w:rPr>
+          <w:lang w:val="fr_FR" w:bidi="fr_FR"/>
+        </w:rPr>
+        <w:t xml:space="preserve"> Peut-être a-t-il été séparé de toi pour un temps, afin que tu le recouvres pour l’éternité,</w:t>
       </w:r>
     </w:p>
     <w:p>
@@ -546,6 +518,19 @@
           <w:lang w:val="fr_FR" w:bidi="fr_FR"/>
         </w:rPr>
       </w:r>
+      <w:r>
+        <w:rPr>
+          <w:vertAlign w:val="superscript"/>
+          <w:lang w:val="fr_FR" w:bidi="fr_FR"/>
+        </w:rPr>
+        <w:t>16</w:t>
+      </w:r>
+      <w:r>
+        <w:rPr>
+          <w:lang w:val="fr_FR" w:bidi="fr_FR"/>
+        </w:rPr>
+        <w:t xml:space="preserve"> non plus comme un esclave, mais comme supérieur à un esclave, comme un frère bien-aimé, de moi particulièrement, et de toi à plus forte raison, soit dans la chair, soit dans le Seigneur.</w:t>
+      </w:r>
     </w:p>
     <w:p>
       <w:pPr/>
@@ -559,23 +544,13 @@
           <w:vertAlign w:val="superscript"/>
           <w:lang w:val="fr_FR" w:bidi="fr_FR"/>
         </w:rPr>
-        <w:t>9</w:t>
-      </w:r>
-      <w:r>
-        <w:rPr>
-          <w:lang w:val="fr_FR" w:bidi="fr_FR"/>
-        </w:rPr>
-        <w:t xml:space="preserve"> c’est de préférence au nom de la charité que je t’adresse une prière, étant ce que je suis, Paul, vieillard, et de plus maintenant prisonnier de Jésus-Christ.</w:t>
-      </w:r>
-      <w:r>
-        <w:rPr>
-          <w:lang w:val="fr_FR" w:bidi="fr_FR"/>
-        </w:rPr>
-      </w:r>
-      <w:r>
-        <w:rPr>
-          <w:lang w:val="fr_FR" w:bidi="fr_FR"/>
-        </w:rPr>
+        <w:t>17</w:t>
+      </w:r>
+      <w:r>
+        <w:rPr>
+          <w:lang w:val="fr_FR" w:bidi="fr_FR"/>
+        </w:rPr>
+        <w:t xml:space="preserve"> Si donc tu me tiens pour ton ami, reçois-le comme moi-même.</w:t>
       </w:r>
     </w:p>
     <w:p>
@@ -585,6 +560,19 @@
           <w:lang w:val="fr_FR" w:bidi="fr_FR"/>
         </w:rPr>
       </w:r>
+      <w:r>
+        <w:rPr>
+          <w:vertAlign w:val="superscript"/>
+          <w:lang w:val="fr_FR" w:bidi="fr_FR"/>
+        </w:rPr>
+        <w:t>18</w:t>
+      </w:r>
+      <w:r>
+        <w:rPr>
+          <w:lang w:val="fr_FR" w:bidi="fr_FR"/>
+        </w:rPr>
+        <w:t xml:space="preserve"> Et s’il t’a fait quelque tort, ou s’il te doit quelque chose, mets-le sur mon compte.</w:t>
+      </w:r>
     </w:p>
     <w:p>
       <w:pPr/>
@@ -598,23 +586,13 @@
           <w:vertAlign w:val="superscript"/>
           <w:lang w:val="fr_FR" w:bidi="fr_FR"/>
         </w:rPr>
-        <w:t>10</w:t>
-      </w:r>
-      <w:r>
-        <w:rPr>
-          <w:lang w:val="fr_FR" w:bidi="fr_FR"/>
-        </w:rPr>
-        <w:t xml:space="preserve"> Je te prie pour mon enfant, que j’ai engendré étant dans les chaînes, Onésime,</w:t>
-      </w:r>
-      <w:r>
-        <w:rPr>
-          <w:lang w:val="fr_FR" w:bidi="fr_FR"/>
-        </w:rPr>
-      </w:r>
-      <w:r>
-        <w:rPr>
-          <w:lang w:val="fr_FR" w:bidi="fr_FR"/>
-        </w:rPr>
+        <w:t>19</w:t>
+      </w:r>
+      <w:r>
+        <w:rPr>
+          <w:lang w:val="fr_FR" w:bidi="fr_FR"/>
+        </w:rPr>
+        <w:t xml:space="preserve"> Moi Paul, je l’écris de ma propre main, je paierai, pour ne pas te dire que tu te dois toi-même à moi.</w:t>
       </w:r>
     </w:p>
     <w:p>
@@ -624,6 +602,19 @@
           <w:lang w:val="fr_FR" w:bidi="fr_FR"/>
         </w:rPr>
       </w:r>
+      <w:r>
+        <w:rPr>
+          <w:vertAlign w:val="superscript"/>
+          <w:lang w:val="fr_FR" w:bidi="fr_FR"/>
+        </w:rPr>
+        <w:t>20</w:t>
+      </w:r>
+      <w:r>
+        <w:rPr>
+          <w:lang w:val="fr_FR" w:bidi="fr_FR"/>
+        </w:rPr>
+        <w:t xml:space="preserve"> Oui, frère, que j’obtienne de toi cet avantage, dans le Seigneur; tranquillise mon cœur en Christ.</w:t>
+      </w:r>
     </w:p>
     <w:p>
       <w:pPr/>
@@ -637,23 +628,13 @@
           <w:vertAlign w:val="superscript"/>
           <w:lang w:val="fr_FR" w:bidi="fr_FR"/>
         </w:rPr>
-        <w:t>11</w:t>
-      </w:r>
-      <w:r>
-        <w:rPr>
-          <w:lang w:val="fr_FR" w:bidi="fr_FR"/>
-        </w:rPr>
-        <w:t xml:space="preserve"> qui autrefois t’a été inutile, mais qui maintenant est utile, et à toi et à moi.</w:t>
-      </w:r>
-      <w:r>
-        <w:rPr>
-          <w:lang w:val="fr_FR" w:bidi="fr_FR"/>
-        </w:rPr>
-      </w:r>
-      <w:r>
-        <w:rPr>
-          <w:lang w:val="fr_FR" w:bidi="fr_FR"/>
-        </w:rPr>
+        <w:t>21</w:t>
+      </w:r>
+      <w:r>
+        <w:rPr>
+          <w:lang w:val="fr_FR" w:bidi="fr_FR"/>
+        </w:rPr>
+        <w:t xml:space="preserve"> C’est en comptant sur ton obéissance que je t’écris, sachant que tu feras même au-delà de ce que je dis.</w:t>
       </w:r>
     </w:p>
     <w:p>
@@ -663,6 +644,19 @@
           <w:lang w:val="fr_FR" w:bidi="fr_FR"/>
         </w:rPr>
       </w:r>
+      <w:r>
+        <w:rPr>
+          <w:vertAlign w:val="superscript"/>
+          <w:lang w:val="fr_FR" w:bidi="fr_FR"/>
+        </w:rPr>
+        <w:t>22</w:t>
+      </w:r>
+      <w:r>
+        <w:rPr>
+          <w:lang w:val="fr_FR" w:bidi="fr_FR"/>
+        </w:rPr>
+        <w:t xml:space="preserve"> En même temps, prépare-moi un logement, car j’espère vous être rendu, grâce à vos prières.</w:t>
+      </w:r>
     </w:p>
     <w:p>
       <w:pPr/>
@@ -676,23 +670,13 @@
           <w:vertAlign w:val="superscript"/>
           <w:lang w:val="fr_FR" w:bidi="fr_FR"/>
         </w:rPr>
-        <w:t>12</w:t>
-      </w:r>
-      <w:r>
-        <w:rPr>
-          <w:lang w:val="fr_FR" w:bidi="fr_FR"/>
-        </w:rPr>
-        <w:t xml:space="preserve"> Je te le renvoie lui, mes propres entrailles.</w:t>
-      </w:r>
-      <w:r>
-        <w:rPr>
-          <w:lang w:val="fr_FR" w:bidi="fr_FR"/>
-        </w:rPr>
-      </w:r>
-      <w:r>
-        <w:rPr>
-          <w:lang w:val="fr_FR" w:bidi="fr_FR"/>
-        </w:rPr>
+        <w:t>23</w:t>
+      </w:r>
+      <w:r>
+        <w:rPr>
+          <w:lang w:val="fr_FR" w:bidi="fr_FR"/>
+        </w:rPr>
+        <w:t xml:space="preserve"> Épaphras, mon compagnon de captivité en Jésus-Christ,</w:t>
       </w:r>
     </w:p>
     <w:p>
@@ -702,6 +686,19 @@
           <w:lang w:val="fr_FR" w:bidi="fr_FR"/>
         </w:rPr>
       </w:r>
+      <w:r>
+        <w:rPr>
+          <w:vertAlign w:val="superscript"/>
+          <w:lang w:val="fr_FR" w:bidi="fr_FR"/>
+        </w:rPr>
+        <w:t>24</w:t>
+      </w:r>
+      <w:r>
+        <w:rPr>
+          <w:lang w:val="fr_FR" w:bidi="fr_FR"/>
+        </w:rPr>
+        <w:t xml:space="preserve"> te salue, ainsi que Marc, Aristarque, Démas, Luc, mes compagnons d’œuvre.</w:t>
+      </w:r>
     </w:p>
     <w:p>
       <w:pPr/>
@@ -715,474 +712,6 @@
           <w:vertAlign w:val="superscript"/>
           <w:lang w:val="fr_FR" w:bidi="fr_FR"/>
         </w:rPr>
-        <w:t>13</w:t>
-      </w:r>
-      <w:r>
-        <w:rPr>
-          <w:lang w:val="fr_FR" w:bidi="fr_FR"/>
-        </w:rPr>
-        <w:t xml:space="preserve"> J’aurais désiré le retenir auprès de moi, pour qu’il me servît à ta place, pendant que je suis dans les chaînes pour l’Évangile.</w:t>
-      </w:r>
-      <w:r>
-        <w:rPr>
-          <w:lang w:val="fr_FR" w:bidi="fr_FR"/>
-        </w:rPr>
-      </w:r>
-      <w:r>
-        <w:rPr>
-          <w:lang w:val="fr_FR" w:bidi="fr_FR"/>
-        </w:rPr>
-      </w:r>
-    </w:p>
-    <w:p>
-      <w:pPr/>
-      <w:r>
-        <w:rPr>
-          <w:lang w:val="fr_FR" w:bidi="fr_FR"/>
-        </w:rPr>
-      </w:r>
-    </w:p>
-    <w:p>
-      <w:pPr/>
-      <w:r>
-        <w:rPr>
-          <w:lang w:val="fr_FR" w:bidi="fr_FR"/>
-        </w:rPr>
-      </w:r>
-      <w:r>
-        <w:rPr>
-          <w:vertAlign w:val="superscript"/>
-          <w:lang w:val="fr_FR" w:bidi="fr_FR"/>
-        </w:rPr>
-        <w:t>14</w:t>
-      </w:r>
-      <w:r>
-        <w:rPr>
-          <w:lang w:val="fr_FR" w:bidi="fr_FR"/>
-        </w:rPr>
-        <w:t xml:space="preserve"> Toutefois, je n’ai rien voulu faire sans ton avis, afin que ton bienfait ne soit pas comme forcé, mais qu’il soit volontaire.</w:t>
-      </w:r>
-      <w:r>
-        <w:rPr>
-          <w:lang w:val="fr_FR" w:bidi="fr_FR"/>
-        </w:rPr>
-      </w:r>
-      <w:r>
-        <w:rPr>
-          <w:lang w:val="fr_FR" w:bidi="fr_FR"/>
-        </w:rPr>
-      </w:r>
-    </w:p>
-    <w:p>
-      <w:pPr/>
-      <w:r>
-        <w:rPr>
-          <w:lang w:val="fr_FR" w:bidi="fr_FR"/>
-        </w:rPr>
-      </w:r>
-    </w:p>
-    <w:p>
-      <w:pPr/>
-      <w:r>
-        <w:rPr>
-          <w:lang w:val="fr_FR" w:bidi="fr_FR"/>
-        </w:rPr>
-      </w:r>
-      <w:r>
-        <w:rPr>
-          <w:vertAlign w:val="superscript"/>
-          <w:lang w:val="fr_FR" w:bidi="fr_FR"/>
-        </w:rPr>
-        <w:t>15</w:t>
-      </w:r>
-      <w:r>
-        <w:rPr>
-          <w:lang w:val="fr_FR" w:bidi="fr_FR"/>
-        </w:rPr>
-        <w:t xml:space="preserve"> Peut-être a-t-il été séparé de toi pour un temps, afin que tu le recouvres pour l’éternité,</w:t>
-      </w:r>
-      <w:r>
-        <w:rPr>
-          <w:lang w:val="fr_FR" w:bidi="fr_FR"/>
-        </w:rPr>
-      </w:r>
-      <w:r>
-        <w:rPr>
-          <w:lang w:val="fr_FR" w:bidi="fr_FR"/>
-        </w:rPr>
-      </w:r>
-    </w:p>
-    <w:p>
-      <w:pPr/>
-      <w:r>
-        <w:rPr>
-          <w:lang w:val="fr_FR" w:bidi="fr_FR"/>
-        </w:rPr>
-      </w:r>
-    </w:p>
-    <w:p>
-      <w:pPr/>
-      <w:r>
-        <w:rPr>
-          <w:lang w:val="fr_FR" w:bidi="fr_FR"/>
-        </w:rPr>
-      </w:r>
-      <w:r>
-        <w:rPr>
-          <w:vertAlign w:val="superscript"/>
-          <w:lang w:val="fr_FR" w:bidi="fr_FR"/>
-        </w:rPr>
-        <w:t>16</w:t>
-      </w:r>
-      <w:r>
-        <w:rPr>
-          <w:lang w:val="fr_FR" w:bidi="fr_FR"/>
-        </w:rPr>
-        <w:t xml:space="preserve"> non plus comme un esclave, mais comme supérieur à un esclave, comme un frère bien-aimé, de moi particulièrement, et de toi à plus forte raison, soit dans la chair, soit dans le Seigneur.</w:t>
-      </w:r>
-      <w:r>
-        <w:rPr>
-          <w:lang w:val="fr_FR" w:bidi="fr_FR"/>
-        </w:rPr>
-      </w:r>
-      <w:r>
-        <w:rPr>
-          <w:lang w:val="fr_FR" w:bidi="fr_FR"/>
-        </w:rPr>
-      </w:r>
-    </w:p>
-    <w:p>
-      <w:pPr/>
-      <w:r>
-        <w:rPr>
-          <w:lang w:val="fr_FR" w:bidi="fr_FR"/>
-        </w:rPr>
-      </w:r>
-    </w:p>
-    <w:p>
-      <w:pPr/>
-      <w:r>
-        <w:rPr>
-          <w:lang w:val="fr_FR" w:bidi="fr_FR"/>
-        </w:rPr>
-      </w:r>
-      <w:r>
-        <w:rPr>
-          <w:vertAlign w:val="superscript"/>
-          <w:lang w:val="fr_FR" w:bidi="fr_FR"/>
-        </w:rPr>
-        <w:t>17</w:t>
-      </w:r>
-      <w:r>
-        <w:rPr>
-          <w:lang w:val="fr_FR" w:bidi="fr_FR"/>
-        </w:rPr>
-        <w:t xml:space="preserve"> Si donc tu me tiens pour ton ami, reçois-le comme moi-même.</w:t>
-      </w:r>
-      <w:r>
-        <w:rPr>
-          <w:lang w:val="fr_FR" w:bidi="fr_FR"/>
-        </w:rPr>
-      </w:r>
-      <w:r>
-        <w:rPr>
-          <w:lang w:val="fr_FR" w:bidi="fr_FR"/>
-        </w:rPr>
-      </w:r>
-    </w:p>
-    <w:p>
-      <w:pPr/>
-      <w:r>
-        <w:rPr>
-          <w:lang w:val="fr_FR" w:bidi="fr_FR"/>
-        </w:rPr>
-      </w:r>
-    </w:p>
-    <w:p>
-      <w:pPr/>
-      <w:r>
-        <w:rPr>
-          <w:lang w:val="fr_FR" w:bidi="fr_FR"/>
-        </w:rPr>
-      </w:r>
-      <w:r>
-        <w:rPr>
-          <w:vertAlign w:val="superscript"/>
-          <w:lang w:val="fr_FR" w:bidi="fr_FR"/>
-        </w:rPr>
-        <w:t>18</w:t>
-      </w:r>
-      <w:r>
-        <w:rPr>
-          <w:lang w:val="fr_FR" w:bidi="fr_FR"/>
-        </w:rPr>
-        <w:t xml:space="preserve"> Et s’il t’a fait quelque tort, ou s’il te doit quelque chose, mets-le sur mon compte.</w:t>
-      </w:r>
-      <w:r>
-        <w:rPr>
-          <w:lang w:val="fr_FR" w:bidi="fr_FR"/>
-        </w:rPr>
-      </w:r>
-      <w:r>
-        <w:rPr>
-          <w:lang w:val="fr_FR" w:bidi="fr_FR"/>
-        </w:rPr>
-      </w:r>
-    </w:p>
-    <w:p>
-      <w:pPr/>
-      <w:r>
-        <w:rPr>
-          <w:lang w:val="fr_FR" w:bidi="fr_FR"/>
-        </w:rPr>
-      </w:r>
-    </w:p>
-    <w:p>
-      <w:pPr/>
-      <w:r>
-        <w:rPr>
-          <w:lang w:val="fr_FR" w:bidi="fr_FR"/>
-        </w:rPr>
-      </w:r>
-      <w:r>
-        <w:rPr>
-          <w:vertAlign w:val="superscript"/>
-          <w:lang w:val="fr_FR" w:bidi="fr_FR"/>
-        </w:rPr>
-        <w:t>19</w:t>
-      </w:r>
-      <w:r>
-        <w:rPr>
-          <w:lang w:val="fr_FR" w:bidi="fr_FR"/>
-        </w:rPr>
-        <w:t xml:space="preserve"> Moi Paul, je l’écris de ma propre main, je paierai, pour ne pas te dire que tu te dois toi-même à moi.</w:t>
-      </w:r>
-      <w:r>
-        <w:rPr>
-          <w:lang w:val="fr_FR" w:bidi="fr_FR"/>
-        </w:rPr>
-      </w:r>
-      <w:r>
-        <w:rPr>
-          <w:lang w:val="fr_FR" w:bidi="fr_FR"/>
-        </w:rPr>
-      </w:r>
-    </w:p>
-    <w:p>
-      <w:pPr/>
-      <w:r>
-        <w:rPr>
-          <w:lang w:val="fr_FR" w:bidi="fr_FR"/>
-        </w:rPr>
-      </w:r>
-    </w:p>
-    <w:p>
-      <w:pPr/>
-      <w:r>
-        <w:rPr>
-          <w:lang w:val="fr_FR" w:bidi="fr_FR"/>
-        </w:rPr>
-      </w:r>
-      <w:r>
-        <w:rPr>
-          <w:vertAlign w:val="superscript"/>
-          <w:lang w:val="fr_FR" w:bidi="fr_FR"/>
-        </w:rPr>
-        <w:t>20</w:t>
-      </w:r>
-      <w:r>
-        <w:rPr>
-          <w:lang w:val="fr_FR" w:bidi="fr_FR"/>
-        </w:rPr>
-        <w:t xml:space="preserve"> Oui, frère, que j’obtienne de toi cet avantage, dans le Seigneur; tranquillise mon cœur en Christ.</w:t>
-      </w:r>
-      <w:r>
-        <w:rPr>
-          <w:lang w:val="fr_FR" w:bidi="fr_FR"/>
-        </w:rPr>
-      </w:r>
-      <w:r>
-        <w:rPr>
-          <w:lang w:val="fr_FR" w:bidi="fr_FR"/>
-        </w:rPr>
-      </w:r>
-    </w:p>
-    <w:p>
-      <w:pPr/>
-      <w:r>
-        <w:rPr>
-          <w:lang w:val="fr_FR" w:bidi="fr_FR"/>
-        </w:rPr>
-      </w:r>
-    </w:p>
-    <w:p>
-      <w:pPr/>
-      <w:r>
-        <w:rPr>
-          <w:lang w:val="fr_FR" w:bidi="fr_FR"/>
-        </w:rPr>
-      </w:r>
-      <w:r>
-        <w:rPr>
-          <w:vertAlign w:val="superscript"/>
-          <w:lang w:val="fr_FR" w:bidi="fr_FR"/>
-        </w:rPr>
-        <w:t>21</w:t>
-      </w:r>
-      <w:r>
-        <w:rPr>
-          <w:lang w:val="fr_FR" w:bidi="fr_FR"/>
-        </w:rPr>
-        <w:t xml:space="preserve"> C’est en comptant sur ton obéissance que je t’écris, sachant que tu feras même au-delà de ce que je dis.</w:t>
-      </w:r>
-      <w:r>
-        <w:rPr>
-          <w:lang w:val="fr_FR" w:bidi="fr_FR"/>
-        </w:rPr>
-      </w:r>
-      <w:r>
-        <w:rPr>
-          <w:lang w:val="fr_FR" w:bidi="fr_FR"/>
-        </w:rPr>
-      </w:r>
-    </w:p>
-    <w:p>
-      <w:pPr/>
-      <w:r>
-        <w:rPr>
-          <w:lang w:val="fr_FR" w:bidi="fr_FR"/>
-        </w:rPr>
-      </w:r>
-    </w:p>
-    <w:p>
-      <w:pPr/>
-      <w:r>
-        <w:rPr>
-          <w:lang w:val="fr_FR" w:bidi="fr_FR"/>
-        </w:rPr>
-      </w:r>
-      <w:r>
-        <w:rPr>
-          <w:vertAlign w:val="superscript"/>
-          <w:lang w:val="fr_FR" w:bidi="fr_FR"/>
-        </w:rPr>
-        <w:t>22</w:t>
-      </w:r>
-      <w:r>
-        <w:rPr>
-          <w:lang w:val="fr_FR" w:bidi="fr_FR"/>
-        </w:rPr>
-        <w:t xml:space="preserve"> En même temps, prépare-moi un logement, car j’espère vous être rendu, grâce à vos prières.</w:t>
-      </w:r>
-      <w:r>
-        <w:rPr>
-          <w:lang w:val="fr_FR" w:bidi="fr_FR"/>
-        </w:rPr>
-      </w:r>
-      <w:r>
-        <w:rPr>
-          <w:lang w:val="fr_FR" w:bidi="fr_FR"/>
-        </w:rPr>
-      </w:r>
-    </w:p>
-    <w:p>
-      <w:pPr/>
-      <w:r>
-        <w:rPr>
-          <w:lang w:val="fr_FR" w:bidi="fr_FR"/>
-        </w:rPr>
-      </w:r>
-    </w:p>
-    <w:p>
-      <w:pPr/>
-      <w:r>
-        <w:rPr>
-          <w:lang w:val="fr_FR" w:bidi="fr_FR"/>
-        </w:rPr>
-      </w:r>
-      <w:r>
-        <w:rPr>
-          <w:vertAlign w:val="superscript"/>
-          <w:lang w:val="fr_FR" w:bidi="fr_FR"/>
-        </w:rPr>
-        <w:t>23</w:t>
-      </w:r>
-      <w:r>
-        <w:rPr>
-          <w:lang w:val="fr_FR" w:bidi="fr_FR"/>
-        </w:rPr>
-        <w:t xml:space="preserve"> Épaphras, mon compagnon de captivité en Jésus-Christ,</w:t>
-      </w:r>
-      <w:r>
-        <w:rPr>
-          <w:lang w:val="fr_FR" w:bidi="fr_FR"/>
-        </w:rPr>
-      </w:r>
-      <w:r>
-        <w:rPr>
-          <w:lang w:val="fr_FR" w:bidi="fr_FR"/>
-        </w:rPr>
-      </w:r>
-    </w:p>
-    <w:p>
-      <w:pPr/>
-      <w:r>
-        <w:rPr>
-          <w:lang w:val="fr_FR" w:bidi="fr_FR"/>
-        </w:rPr>
-      </w:r>
-    </w:p>
-    <w:p>
-      <w:pPr/>
-      <w:r>
-        <w:rPr>
-          <w:lang w:val="fr_FR" w:bidi="fr_FR"/>
-        </w:rPr>
-      </w:r>
-      <w:r>
-        <w:rPr>
-          <w:vertAlign w:val="superscript"/>
-          <w:lang w:val="fr_FR" w:bidi="fr_FR"/>
-        </w:rPr>
-        <w:t>24</w:t>
-      </w:r>
-      <w:r>
-        <w:rPr>
-          <w:lang w:val="fr_FR" w:bidi="fr_FR"/>
-        </w:rPr>
-        <w:t xml:space="preserve"> te salue, ainsi que Marc, Aristarque, Démas, Luc, mes compagnons d’œuvre.</w:t>
-      </w:r>
-      <w:r>
-        <w:rPr>
-          <w:lang w:val="fr_FR" w:bidi="fr_FR"/>
-        </w:rPr>
-      </w:r>
-      <w:r>
-        <w:rPr>
-          <w:lang w:val="fr_FR" w:bidi="fr_FR"/>
-        </w:rPr>
-      </w:r>
-    </w:p>
-    <w:p>
-      <w:pPr/>
-      <w:r>
-        <w:rPr>
-          <w:lang w:val="fr_FR" w:bidi="fr_FR"/>
-        </w:rPr>
-      </w:r>
-    </w:p>
-    <w:p>
-      <w:pPr/>
-      <w:r>
-        <w:rPr>
-          <w:lang w:val="fr_FR" w:bidi="fr_FR"/>
-        </w:rPr>
-      </w:r>
-      <w:r>
-        <w:rPr>
-          <w:vertAlign w:val="superscript"/>
-          <w:lang w:val="fr_FR" w:bidi="fr_FR"/>
-        </w:rPr>
         <w:t>25</w:t>
       </w:r>
       <w:r>
@@ -1190,16 +719,6 @@
           <w:lang w:val="fr_FR" w:bidi="fr_FR"/>
         </w:rPr>
         <w:t xml:space="preserve"> Que la grâce de notre Seigneur Jésus-Christ soit avec votre esprit!</w:t>
-      </w:r>
-      <w:r>
-        <w:rPr>
-          <w:lang w:val="fr_FR" w:bidi="fr_FR"/>
-        </w:rPr>
-      </w:r>
-      <w:r>
-        <w:rPr>
-          <w:lang w:val="fr_FR" w:bidi="fr_FR"/>
-        </w:rPr>
       </w:r>
     </w:p>
     <w:sectPr>
